--- a/docs/empresa/03-Acuerdo-de-confidencialidad.docx
+++ b/docs/empresa/03-Acuerdo-de-confidencialidad.docx
@@ -64,7 +64,7 @@
         <w:rPr>
           <w:shd w:fill="FFF176" w:color="auto" w:val="clear"/>
         </w:rPr>
-        <w:t xml:space="preserve">Nombre de la empresa</w:t>
+        <w:t>Ferreira Salud Digital S.R.L.</w:t>
       </w:r>
       <w:r>
         <w:t xml:space="preserve">, NIT </w:t>
